--- a/klagomål/A 34008-2023 FSC-klagomål.docx
+++ b/klagomål/A 34008-2023 FSC-klagomål.docx
@@ -677,7 +677,7 @@
     <w:r>
       <w:tab/>
       <w:tab/>
-      <w:t>2026-06-18</w:t>
+      <w:t>2026-06-19</w:t>
       <w:br/>
       <w:br/>
     </w:r>

--- a/klagomål/A 34008-2023 FSC-klagomål.docx
+++ b/klagomål/A 34008-2023 FSC-klagomål.docx
@@ -677,7 +677,7 @@
     <w:r>
       <w:tab/>
       <w:tab/>
-      <w:t>2026-06-19</w:t>
+      <w:t>2026-06-20</w:t>
       <w:br/>
       <w:br/>
     </w:r>

--- a/klagomål/A 34008-2023 FSC-klagomål.docx
+++ b/klagomål/A 34008-2023 FSC-klagomål.docx
@@ -168,38 +168,7 @@
     </w:p>
     <w:p>
       <w:r>
-        <w:t>Detta dokument behandlar höga naturvärden i avverkningsanmälan A 34008-2023 i Strömsunds kommun som inkom 2023-07-27 och omfattar 1,2 ha.</w:t>
-      </w:r>
-    </w:p>
-    <w:p>
-      <w:r>
-        <w:t>Nedan presenteras fynd av naturvårdsarter som gjorts i det avverkningsanmälda området, samt relevanta utdrag ur standarderna för FSC, Chain of Custody, Controlled Wood och PEFC.</w:t>
-      </w:r>
-    </w:p>
-    <w:p>
-      <w:r>
-        <w:t>Vi förväntar oss att ni återkommer med ett skriftligt svar på vårt klagomål och även beskriver vilka korrigerande åtgärder ni satt in för att rätta till identifierade brister i er efterlevnad av den svenska FSC standarden.</w:t>
-      </w:r>
-    </w:p>
-    <w:p>
-      <w:pPr>
-        <w:pStyle w:val="Heading1"/>
-      </w:pPr>
-      <w:r>
-        <w:t>Naturvårdsarter</w:t>
-      </w:r>
-    </w:p>
-    <w:p>
-      <w:r>
-        <w:t>Inom 19 meter från avverkningsanmälan har följande 2 naturvårdsarter hittats: norsk näverlav (VU) och kortskaftad ärgspik (NT). Av dessa är 2 rödlistade. För rödlistade arter har rödlistekategorin angivits inom parentes.</w:t>
-      </w:r>
-    </w:p>
-    <w:p>
-      <w:r>
-        <w:t>De påträffade naturvårdsarterna är ett tydligt kvitto på att det rör sig om en skog med höga naturvärden.</w:t>
-      </w:r>
-      <w:r>
-        <w:t xml:space="preserve"> I Figur 1 visas fyndplatser för naturvårdsarter i området, som finns registrerade på Artportalen.</w:t>
+        <w:t>Detta klagomål behandlar höga naturvärden i avverkningsanmälan A 34008-2023 i Strömsunds kommun som inkom 2023-07-27 och omfattar 1,2 ha.</w:t>
       </w:r>
     </w:p>
     <w:p>
@@ -247,7 +216,46 @@
         <w:spacing w:after="240"/>
       </w:pPr>
       <w:r>
-        <w:t>Figur 1. Fyndplatser för naturvårdsarter inom 19 meter från avverkningsanmälan (röd linje). Markörer utan svart kant är placerade på fyndplatsen. Markörer med svart kant är placerade vid sidan av fyndplatsen och har ett svart streck som visar fyndplatsens exakta position. Kartans mittpunktskoordinat är N 7077826, E 553877 i SWEREF 99 TM.</w:t>
+        <w:t>Figur 1. Fyndplatser för naturvårdsarter inom 19 meter från avverkningsanmälan. Markörer utan svart kant är placerade på fyndplatsen. Markörer med svart kant är placerade vid sidan av fyndplatsen har ett svart streck som visar fyndplatsens exakta position. Kartans mittpunktskoordinat är N 7077826, E 553877 i SWEREF 99 TM.</w:t>
+      </w:r>
+    </w:p>
+    <w:p>
+      <w:r>
+        <w:t>Inom 19 meter från avverkningsanmälan finns fynd av 2 naturvårdsarter, varav 2 är rödlistade: norsk näverlav (VU) och kortskaftad ärgspik (NT). Se Figur 1.</w:t>
+      </w:r>
+    </w:p>
+    <w:p>
+      <w:r>
+        <w:t>Nedan presenteras relevanta utdrag ur standarderna för FSC, Chain of Custody, Controlled Wood och PEFC.</w:t>
+      </w:r>
+    </w:p>
+    <w:p>
+      <w:r>
+        <w:t>Vi förväntar oss att ni återkommer med ett skriftligt svar på vårt klagomål och även beskriver vilka korrigerande åtgärder ni satt in för att rätta till identifierade brister i er efterlevnad av den svenska FSC standarden.</w:t>
+      </w:r>
+    </w:p>
+    <w:p>
+      <w:pPr>
+        <w:pStyle w:val="Heading1"/>
+      </w:pPr>
+      <w:r>
+        <w:t>Naturvårdsarter och fridlysta arter</w:t>
+      </w:r>
+    </w:p>
+    <w:p>
+      <w:r>
+        <w:t>Nedan följer beskrivningar av de naturvårdsarter och fridlysta arter som har sina livsmiljöer och växtplatser i den avverkningsanmälda skogen. De påträffade naturvårdsarterna är ett tydligt kvitto på att det rör sig om en skog med höga naturvärden.</w:t>
+      </w:r>
+    </w:p>
+    <w:p>
+      <w:r>
+        <w:rPr>
+          <w:b/>
+        </w:rPr>
+        <w:t>Norsk näverlav (VU)</w:t>
+      </w:r>
+      <w:r>
+        <w:t>, rödlistad som sårbar, är en suboceanisk art och påträffas bara i områden med hög och jämn luftfuktighet. Den växer i fuktiga granskogar, främst på stammar eller grenar av äldre björkar och granar. Arten är placerad i toppen av Skogsstyrelsens värdepyramid för bedömning av skog med höga naturvärden och försvinner eller missgynnas starkt vid all form av avverkning på eller i anslutning till lokalerna. Norsk näverlav har en hög andel av sin världspopulation i Norge och Sverige vilket medför ett särskilt ansvar för arten (Nitare &amp; Skogsstyrelsen, 2019; SLU Artdatabanken, 2024).</w:t>
       </w:r>
     </w:p>
     <w:p>
@@ -259,17 +267,6 @@
       </w:r>
       <w:r>
         <w:t xml:space="preserve"> förekommer i barrträdsdominerade skogar och växer nästan uteslutande på tallved. Den föredrar gamla högstubbar i fuktig och halvöppen miljö, t.ex. i myrkanter, sumpskog och brandpräglad skog. Arten indikerar kontinuerlig tillgång till gamla högstubbar i kombination med hög och jämn luftfuktighet. Skogsbruk på lokaler med kortskaftad ärgspik utgör ett hot. På lång sikt bildas färre lämpliga substrat än vad som försvinner. Avverkning av barrträdsdominerade bestånd av naturskogskaraktär utgör ett långsiktigt hot. Naturskogsartade bestånd med riklig förekomst av gamla och grova tallhögstubbar bör undantas från skogsbruk (SLU Artdatabanken, 2024).</w:t>
-      </w:r>
-    </w:p>
-    <w:p>
-      <w:r>
-        <w:rPr>
-          <w:b/>
-        </w:rPr>
-        <w:t>Norsk näverlav (VU)</w:t>
-      </w:r>
-      <w:r>
-        <w:t>, rödlistad som sårbar, är en suboceanisk art och påträffas bara i områden med hög och jämn luftfuktighet. Den växer i fuktiga granskogar, främst på stammar eller grenar av äldre björkar och granar. Arten är placerad i toppen av Skogsstyrelsens värdepyramid för bedömning av skog med höga naturvärden och försvinner eller missgynnas starkt vid all form av avverkning på eller i anslutning till lokalerna. Norsk näverlav har en hög andel av sin världspopulation i Norge och Sverige vilket medför ett särskilt ansvar för arten (Nitare &amp; Skogsstyrelsen, 2019; SLU Artdatabanken, 2024).</w:t>
       </w:r>
     </w:p>
     <w:p>
@@ -677,7 +674,7 @@
     <w:r>
       <w:tab/>
       <w:tab/>
-      <w:t>2026-06-20</w:t>
+      <w:t>2026-06-21</w:t>
       <w:br/>
       <w:br/>
     </w:r>

--- a/klagomål/A 34008-2023 FSC-klagomål.docx
+++ b/klagomål/A 34008-2023 FSC-klagomål.docx
@@ -674,7 +674,7 @@
     <w:r>
       <w:tab/>
       <w:tab/>
-      <w:t>2026-06-21</w:t>
+      <w:t>2026-06-22</w:t>
       <w:br/>
       <w:br/>
     </w:r>

--- a/klagomål/A 34008-2023 FSC-klagomål.docx
+++ b/klagomål/A 34008-2023 FSC-klagomål.docx
@@ -674,7 +674,7 @@
     <w:r>
       <w:tab/>
       <w:tab/>
-      <w:t>2026-06-22</w:t>
+      <w:t>2026-06-23</w:t>
       <w:br/>
       <w:br/>
     </w:r>

--- a/klagomål/A 34008-2023 FSC-klagomål.docx
+++ b/klagomål/A 34008-2023 FSC-klagomål.docx
@@ -674,7 +674,7 @@
     <w:r>
       <w:tab/>
       <w:tab/>
-      <w:t>2026-06-23</w:t>
+      <w:t>2026-06-24</w:t>
       <w:br/>
       <w:br/>
     </w:r>

--- a/klagomål/A 34008-2023 FSC-klagomål.docx
+++ b/klagomål/A 34008-2023 FSC-klagomål.docx
@@ -674,7 +674,7 @@
     <w:r>
       <w:tab/>
       <w:tab/>
-      <w:t>2026-06-24</w:t>
+      <w:t>2026-06-25</w:t>
       <w:br/>
       <w:br/>
     </w:r>

--- a/klagomål/A 34008-2023 FSC-klagomål.docx
+++ b/klagomål/A 34008-2023 FSC-klagomål.docx
@@ -674,7 +674,7 @@
     <w:r>
       <w:tab/>
       <w:tab/>
-      <w:t>2026-06-25</w:t>
+      <w:t>2026-06-26</w:t>
       <w:br/>
       <w:br/>
     </w:r>

--- a/klagomål/A 34008-2023 FSC-klagomål.docx
+++ b/klagomål/A 34008-2023 FSC-klagomål.docx
@@ -674,7 +674,7 @@
     <w:r>
       <w:tab/>
       <w:tab/>
-      <w:t>2026-06-26</w:t>
+      <w:t>2026-06-27</w:t>
       <w:br/>
       <w:br/>
     </w:r>

--- a/klagomål/A 34008-2023 FSC-klagomål.docx
+++ b/klagomål/A 34008-2023 FSC-klagomål.docx
@@ -674,7 +674,7 @@
     <w:r>
       <w:tab/>
       <w:tab/>
-      <w:t>2026-06-27</w:t>
+      <w:t>2026-06-28</w:t>
       <w:br/>
       <w:br/>
     </w:r>

--- a/klagomål/A 34008-2023 FSC-klagomål.docx
+++ b/klagomål/A 34008-2023 FSC-klagomål.docx
@@ -674,7 +674,7 @@
     <w:r>
       <w:tab/>
       <w:tab/>
-      <w:t>2026-06-28</w:t>
+      <w:t>2026-06-29</w:t>
       <w:br/>
       <w:br/>
     </w:r>

--- a/klagomål/A 34008-2023 FSC-klagomål.docx
+++ b/klagomål/A 34008-2023 FSC-klagomål.docx
@@ -674,7 +674,7 @@
     <w:r>
       <w:tab/>
       <w:tab/>
-      <w:t>2026-06-29</w:t>
+      <w:t>2026-06-30</w:t>
       <w:br/>
       <w:br/>
     </w:r>

--- a/klagomål/A 34008-2023 FSC-klagomål.docx
+++ b/klagomål/A 34008-2023 FSC-klagomål.docx
@@ -674,7 +674,7 @@
     <w:r>
       <w:tab/>
       <w:tab/>
-      <w:t>2026-06-30</w:t>
+      <w:t>2026-07-01</w:t>
       <w:br/>
       <w:br/>
     </w:r>

--- a/klagomål/A 34008-2023 FSC-klagomål.docx
+++ b/klagomål/A 34008-2023 FSC-klagomål.docx
@@ -674,7 +674,7 @@
     <w:r>
       <w:tab/>
       <w:tab/>
-      <w:t>2026-07-01</w:t>
+      <w:t>2026-07-02</w:t>
       <w:br/>
       <w:br/>
     </w:r>

--- a/klagomål/A 34008-2023 FSC-klagomål.docx
+++ b/klagomål/A 34008-2023 FSC-klagomål.docx
@@ -674,7 +674,7 @@
     <w:r>
       <w:tab/>
       <w:tab/>
-      <w:t>2026-07-13</w:t>
+      <w:t>2026-07-14</w:t>
       <w:br/>
       <w:br/>
     </w:r>

--- a/klagomål/A 34008-2023 FSC-klagomål.docx
+++ b/klagomål/A 34008-2023 FSC-klagomål.docx
@@ -674,7 +674,7 @@
     <w:r>
       <w:tab/>
       <w:tab/>
-      <w:t>2026-07-14</w:t>
+      <w:t>2026-07-15</w:t>
       <w:br/>
       <w:br/>
     </w:r>

--- a/klagomål/A 34008-2023 FSC-klagomål.docx
+++ b/klagomål/A 34008-2023 FSC-klagomål.docx
@@ -674,7 +674,7 @@
     <w:r>
       <w:tab/>
       <w:tab/>
-      <w:t>2026-07-15</w:t>
+      <w:t>2026-07-16</w:t>
       <w:br/>
       <w:br/>
     </w:r>

--- a/klagomål/A 34008-2023 FSC-klagomål.docx
+++ b/klagomål/A 34008-2023 FSC-klagomål.docx
@@ -674,7 +674,7 @@
     <w:r>
       <w:tab/>
       <w:tab/>
-      <w:t>2026-07-16</w:t>
+      <w:t>2026-07-17</w:t>
       <w:br/>
       <w:br/>
     </w:r>

--- a/klagomål/A 34008-2023 FSC-klagomål.docx
+++ b/klagomål/A 34008-2023 FSC-klagomål.docx
@@ -674,7 +674,7 @@
     <w:r>
       <w:tab/>
       <w:tab/>
-      <w:t>2026-07-17</w:t>
+      <w:t>2026-07-18</w:t>
       <w:br/>
       <w:br/>
     </w:r>

--- a/klagomål/A 34008-2023 FSC-klagomål.docx
+++ b/klagomål/A 34008-2023 FSC-klagomål.docx
@@ -674,7 +674,7 @@
     <w:r>
       <w:tab/>
       <w:tab/>
-      <w:t>2026-07-18</w:t>
+      <w:t>2026-07-19</w:t>
       <w:br/>
       <w:br/>
     </w:r>

--- a/klagomål/A 34008-2023 FSC-klagomål.docx
+++ b/klagomål/A 34008-2023 FSC-klagomål.docx
@@ -674,7 +674,7 @@
     <w:r>
       <w:tab/>
       <w:tab/>
-      <w:t>2026-07-19</w:t>
+      <w:t>2026-07-20</w:t>
       <w:br/>
       <w:br/>
     </w:r>

--- a/klagomål/A 34008-2023 FSC-klagomål.docx
+++ b/klagomål/A 34008-2023 FSC-klagomål.docx
@@ -674,7 +674,7 @@
     <w:r>
       <w:tab/>
       <w:tab/>
-      <w:t>2026-07-20</w:t>
+      <w:t>2026-07-21</w:t>
       <w:br/>
       <w:br/>
     </w:r>

--- a/klagomål/A 34008-2023 FSC-klagomål.docx
+++ b/klagomål/A 34008-2023 FSC-klagomål.docx
@@ -674,7 +674,7 @@
     <w:r>
       <w:tab/>
       <w:tab/>
-      <w:t>2026-07-21</w:t>
+      <w:t>2026-07-22</w:t>
       <w:br/>
       <w:br/>
     </w:r>

--- a/klagomål/A 34008-2023 FSC-klagomål.docx
+++ b/klagomål/A 34008-2023 FSC-klagomål.docx
@@ -674,7 +674,7 @@
     <w:r>
       <w:tab/>
       <w:tab/>
-      <w:t>2026-07-22</w:t>
+      <w:t>2026-07-23</w:t>
       <w:br/>
       <w:br/>
     </w:r>

--- a/klagomål/A 34008-2023 FSC-klagomål.docx
+++ b/klagomål/A 34008-2023 FSC-klagomål.docx
@@ -674,7 +674,7 @@
     <w:r>
       <w:tab/>
       <w:tab/>
-      <w:t>2026-07-23</w:t>
+      <w:t>2026-07-24</w:t>
       <w:br/>
       <w:br/>
     </w:r>

--- a/klagomål/A 34008-2023 FSC-klagomål.docx
+++ b/klagomål/A 34008-2023 FSC-klagomål.docx
@@ -674,7 +674,7 @@
     <w:r>
       <w:tab/>
       <w:tab/>
-      <w:t>2026-07-24</w:t>
+      <w:t>2026-07-25</w:t>
       <w:br/>
       <w:br/>
     </w:r>

--- a/klagomål/A 34008-2023 FSC-klagomål.docx
+++ b/klagomål/A 34008-2023 FSC-klagomål.docx
@@ -674,7 +674,7 @@
     <w:r>
       <w:tab/>
       <w:tab/>
-      <w:t>2026-07-25</w:t>
+      <w:t>2026-07-26</w:t>
       <w:br/>
       <w:br/>
     </w:r>

--- a/klagomål/A 34008-2023 FSC-klagomål.docx
+++ b/klagomål/A 34008-2023 FSC-klagomål.docx
@@ -674,7 +674,7 @@
     <w:r>
       <w:tab/>
       <w:tab/>
-      <w:t>2026-07-26</w:t>
+      <w:t>2026-07-27</w:t>
       <w:br/>
       <w:br/>
     </w:r>

--- a/klagomål/A 34008-2023 FSC-klagomål.docx
+++ b/klagomål/A 34008-2023 FSC-klagomål.docx
@@ -674,7 +674,7 @@
     <w:r>
       <w:tab/>
       <w:tab/>
-      <w:t>2026-07-27</w:t>
+      <w:t>2026-07-28</w:t>
       <w:br/>
       <w:br/>
     </w:r>

--- a/klagomål/A 34008-2023 FSC-klagomål.docx
+++ b/klagomål/A 34008-2023 FSC-klagomål.docx
@@ -674,7 +674,7 @@
     <w:r>
       <w:tab/>
       <w:tab/>
-      <w:t>2026-07-28</w:t>
+      <w:t>2026-07-29</w:t>
       <w:br/>
       <w:br/>
     </w:r>

--- a/klagomål/A 34008-2023 FSC-klagomål.docx
+++ b/klagomål/A 34008-2023 FSC-klagomål.docx
@@ -674,7 +674,7 @@
     <w:r>
       <w:tab/>
       <w:tab/>
-      <w:t>2026-07-29</w:t>
+      <w:t>2026-07-30</w:t>
       <w:br/>
       <w:br/>
     </w:r>

--- a/klagomål/A 34008-2023 FSC-klagomål.docx
+++ b/klagomål/A 34008-2023 FSC-klagomål.docx
@@ -674,7 +674,7 @@
     <w:r>
       <w:tab/>
       <w:tab/>
-      <w:t>2026-07-30</w:t>
+      <w:t>2026-07-31</w:t>
       <w:br/>
       <w:br/>
     </w:r>

--- a/klagomål/A 34008-2023 FSC-klagomål.docx
+++ b/klagomål/A 34008-2023 FSC-klagomål.docx
@@ -674,7 +674,7 @@
     <w:r>
       <w:tab/>
       <w:tab/>
-      <w:t>2026-07-31</w:t>
+      <w:t>2026-08-01</w:t>
       <w:br/>
       <w:br/>
     </w:r>

--- a/klagomål/A 34008-2023 FSC-klagomål.docx
+++ b/klagomål/A 34008-2023 FSC-klagomål.docx
@@ -674,7 +674,7 @@
     <w:r>
       <w:tab/>
       <w:tab/>
-      <w:t>2026-08-01</w:t>
+      <w:t>2026-08-02</w:t>
       <w:br/>
       <w:br/>
     </w:r>

--- a/klagomål/A 34008-2023 FSC-klagomål.docx
+++ b/klagomål/A 34008-2023 FSC-klagomål.docx
@@ -674,7 +674,7 @@
     <w:r>
       <w:tab/>
       <w:tab/>
-      <w:t>2026-08-02</w:t>
+      <w:t>2026-08-03</w:t>
       <w:br/>
       <w:br/>
     </w:r>

--- a/klagomål/A 34008-2023 FSC-klagomål.docx
+++ b/klagomål/A 34008-2023 FSC-klagomål.docx
@@ -674,7 +674,7 @@
     <w:r>
       <w:tab/>
       <w:tab/>
-      <w:t>2026-08-03</w:t>
+      <w:t>2026-08-05</w:t>
       <w:br/>
       <w:br/>
     </w:r>

--- a/klagomål/A 34008-2023 FSC-klagomål.docx
+++ b/klagomål/A 34008-2023 FSC-klagomål.docx
@@ -674,7 +674,7 @@
     <w:r>
       <w:tab/>
       <w:tab/>
-      <w:t>2026-08-05</w:t>
+      <w:t>2026-08-07</w:t>
       <w:br/>
       <w:br/>
     </w:r>

--- a/klagomål/A 34008-2023 FSC-klagomål.docx
+++ b/klagomål/A 34008-2023 FSC-klagomål.docx
@@ -674,7 +674,7 @@
     <w:r>
       <w:tab/>
       <w:tab/>
-      <w:t>2026-08-07</w:t>
+      <w:t>2026-08-08</w:t>
       <w:br/>
       <w:br/>
     </w:r>

--- a/klagomål/A 34008-2023 FSC-klagomål.docx
+++ b/klagomål/A 34008-2023 FSC-klagomål.docx
@@ -216,7 +216,7 @@
         <w:spacing w:after="240"/>
       </w:pPr>
       <w:r>
-        <w:t>Figur 1. Fyndplatser för naturvårdsarter inom 19 meter från avverkningsanmälan. Markörer utan svart kant är placerade på fyndplatsen. Markörer med svart kant är placerade vid sidan av fyndplatsen har ett svart streck som visar fyndplatsens exakta position. Kartans mittpunktskoordinat är N 7077826, E 553877 i SWEREF 99 TM.</w:t>
+        <w:t>Figur 1. Fyndplatser för naturvårdsarter inom 19 meter från avverkningsanmälan. Markörer utan svart kant är placerade på fyndplatsen. Markörer med svart kant är placerade vid sidan av fyndplatsen och har ett svart streck som visar fyndplatsens exakta position. Kartans mittpunktskoordinat är N 7077826, E 553877 i SWEREF 99 TM.</w:t>
       </w:r>
     </w:p>
     <w:p>
@@ -674,7 +674,7 @@
     <w:r>
       <w:tab/>
       <w:tab/>
-      <w:t>2026-08-14</w:t>
+      <w:t>2026-08-15</w:t>
       <w:br/>
       <w:br/>
     </w:r>

--- a/klagomål/A 34008-2023 FSC-klagomål.docx
+++ b/klagomål/A 34008-2023 FSC-klagomål.docx
@@ -674,7 +674,7 @@
     <w:r>
       <w:tab/>
       <w:tab/>
-      <w:t>2026-08-15</w:t>
+      <w:t>2026-08-16</w:t>
       <w:br/>
       <w:br/>
     </w:r>

--- a/klagomål/A 34008-2023 FSC-klagomål.docx
+++ b/klagomål/A 34008-2023 FSC-klagomål.docx
@@ -674,7 +674,7 @@
     <w:r>
       <w:tab/>
       <w:tab/>
-      <w:t>2026-08-16</w:t>
+      <w:t>2026-08-17</w:t>
       <w:br/>
       <w:br/>
     </w:r>

--- a/klagomål/A 34008-2023 FSC-klagomål.docx
+++ b/klagomål/A 34008-2023 FSC-klagomål.docx
@@ -674,7 +674,7 @@
     <w:r>
       <w:tab/>
       <w:tab/>
-      <w:t>2026-08-17</w:t>
+      <w:t>2026-08-18</w:t>
       <w:br/>
       <w:br/>
     </w:r>

--- a/klagomål/A 34008-2023 FSC-klagomål.docx
+++ b/klagomål/A 34008-2023 FSC-klagomål.docx
@@ -674,7 +674,7 @@
     <w:r>
       <w:tab/>
       <w:tab/>
-      <w:t>2026-08-18</w:t>
+      <w:t>2026-08-19</w:t>
       <w:br/>
       <w:br/>
     </w:r>

--- a/klagomål/A 34008-2023 FSC-klagomål.docx
+++ b/klagomål/A 34008-2023 FSC-klagomål.docx
@@ -674,7 +674,7 @@
     <w:r>
       <w:tab/>
       <w:tab/>
-      <w:t>2026-08-19</w:t>
+      <w:t>2026-08-20</w:t>
       <w:br/>
       <w:br/>
     </w:r>

--- a/klagomål/A 34008-2023 FSC-klagomål.docx
+++ b/klagomål/A 34008-2023 FSC-klagomål.docx
@@ -674,7 +674,7 @@
     <w:r>
       <w:tab/>
       <w:tab/>
-      <w:t>2026-08-20</w:t>
+      <w:t>2026-08-21</w:t>
       <w:br/>
       <w:br/>
     </w:r>

--- a/klagomål/A 34008-2023 FSC-klagomål.docx
+++ b/klagomål/A 34008-2023 FSC-klagomål.docx
@@ -674,7 +674,7 @@
     <w:r>
       <w:tab/>
       <w:tab/>
-      <w:t>2026-08-21</w:t>
+      <w:t>2026-08-22</w:t>
       <w:br/>
       <w:br/>
     </w:r>

--- a/klagomål/A 34008-2023 FSC-klagomål.docx
+++ b/klagomål/A 34008-2023 FSC-klagomål.docx
@@ -674,7 +674,7 @@
     <w:r>
       <w:tab/>
       <w:tab/>
-      <w:t>2026-08-22</w:t>
+      <w:t>2026-08-23</w:t>
       <w:br/>
       <w:br/>
     </w:r>

--- a/klagomål/A 34008-2023 FSC-klagomål.docx
+++ b/klagomål/A 34008-2023 FSC-klagomål.docx
@@ -674,7 +674,7 @@
     <w:r>
       <w:tab/>
       <w:tab/>
-      <w:t>2026-08-23</w:t>
+      <w:t>2026-08-24</w:t>
       <w:br/>
       <w:br/>
     </w:r>

--- a/klagomål/A 34008-2023 FSC-klagomål.docx
+++ b/klagomål/A 34008-2023 FSC-klagomål.docx
@@ -674,7 +674,7 @@
     <w:r>
       <w:tab/>
       <w:tab/>
-      <w:t>2026-08-24</w:t>
+      <w:t>2026-08-25</w:t>
       <w:br/>
       <w:br/>
     </w:r>

--- a/klagomål/A 34008-2023 FSC-klagomål.docx
+++ b/klagomål/A 34008-2023 FSC-klagomål.docx
@@ -674,7 +674,7 @@
     <w:r>
       <w:tab/>
       <w:tab/>
-      <w:t>2026-08-25</w:t>
+      <w:t>2026-08-26</w:t>
       <w:br/>
       <w:br/>
     </w:r>

--- a/klagomål/A 34008-2023 FSC-klagomål.docx
+++ b/klagomål/A 34008-2023 FSC-klagomål.docx
@@ -674,7 +674,7 @@
     <w:r>
       <w:tab/>
       <w:tab/>
-      <w:t>2026-08-26</w:t>
+      <w:t>2026-08-27</w:t>
       <w:br/>
       <w:br/>
     </w:r>

--- a/klagomål/A 34008-2023 FSC-klagomål.docx
+++ b/klagomål/A 34008-2023 FSC-klagomål.docx
@@ -674,7 +674,7 @@
     <w:r>
       <w:tab/>
       <w:tab/>
-      <w:t>2026-08-27</w:t>
+      <w:t>2026-08-28</w:t>
       <w:br/>
       <w:br/>
     </w:r>

--- a/klagomål/A 34008-2023 FSC-klagomål.docx
+++ b/klagomål/A 34008-2023 FSC-klagomål.docx
@@ -674,7 +674,7 @@
     <w:r>
       <w:tab/>
       <w:tab/>
-      <w:t>2026-08-28</w:t>
+      <w:t>2026-08-29</w:t>
       <w:br/>
       <w:br/>
     </w:r>

--- a/klagomål/A 34008-2023 FSC-klagomål.docx
+++ b/klagomål/A 34008-2023 FSC-klagomål.docx
@@ -674,7 +674,7 @@
     <w:r>
       <w:tab/>
       <w:tab/>
-      <w:t>2026-08-29</w:t>
+      <w:t>2026-08-31</w:t>
       <w:br/>
       <w:br/>
     </w:r>

--- a/klagomål/A 34008-2023 FSC-klagomål.docx
+++ b/klagomål/A 34008-2023 FSC-klagomål.docx
@@ -674,7 +674,7 @@
     <w:r>
       <w:tab/>
       <w:tab/>
-      <w:t>2026-08-31</w:t>
+      <w:t>2026-09-01</w:t>
       <w:br/>
       <w:br/>
     </w:r>

--- a/klagomål/A 34008-2023 FSC-klagomål.docx
+++ b/klagomål/A 34008-2023 FSC-klagomål.docx
@@ -674,7 +674,7 @@
     <w:r>
       <w:tab/>
       <w:tab/>
-      <w:t>2026-09-01</w:t>
+      <w:t>2026-09-02</w:t>
       <w:br/>
       <w:br/>
     </w:r>

--- a/klagomål/A 34008-2023 FSC-klagomål.docx
+++ b/klagomål/A 34008-2023 FSC-klagomål.docx
@@ -674,7 +674,7 @@
     <w:r>
       <w:tab/>
       <w:tab/>
-      <w:t>2026-09-02</w:t>
+      <w:t>2026-09-03</w:t>
       <w:br/>
       <w:br/>
     </w:r>

--- a/klagomål/A 34008-2023 FSC-klagomål.docx
+++ b/klagomål/A 34008-2023 FSC-klagomål.docx
@@ -674,7 +674,7 @@
     <w:r>
       <w:tab/>
       <w:tab/>
-      <w:t>2026-09-03</w:t>
+      <w:t>2026-09-04</w:t>
       <w:br/>
       <w:br/>
     </w:r>

--- a/klagomål/A 34008-2023 FSC-klagomål.docx
+++ b/klagomål/A 34008-2023 FSC-klagomål.docx
@@ -674,7 +674,7 @@
     <w:r>
       <w:tab/>
       <w:tab/>
-      <w:t>2026-09-04</w:t>
+      <w:t>2026-09-05</w:t>
       <w:br/>
       <w:br/>
     </w:r>

--- a/klagomål/A 34008-2023 FSC-klagomål.docx
+++ b/klagomål/A 34008-2023 FSC-klagomål.docx
@@ -674,7 +674,7 @@
     <w:r>
       <w:tab/>
       <w:tab/>
-      <w:t>2026-09-05</w:t>
+      <w:t>2026-09-06</w:t>
       <w:br/>
       <w:br/>
     </w:r>

--- a/klagomål/A 34008-2023 FSC-klagomål.docx
+++ b/klagomål/A 34008-2023 FSC-klagomål.docx
@@ -674,7 +674,7 @@
     <w:r>
       <w:tab/>
       <w:tab/>
-      <w:t>2026-09-06</w:t>
+      <w:t>2026-09-07</w:t>
       <w:br/>
       <w:br/>
     </w:r>

--- a/klagomål/A 34008-2023 FSC-klagomål.docx
+++ b/klagomål/A 34008-2023 FSC-klagomål.docx
@@ -674,7 +674,7 @@
     <w:r>
       <w:tab/>
       <w:tab/>
-      <w:t>2026-09-07</w:t>
+      <w:t>2026-09-08</w:t>
       <w:br/>
       <w:br/>
     </w:r>

--- a/klagomål/A 34008-2023 FSC-klagomål.docx
+++ b/klagomål/A 34008-2023 FSC-klagomål.docx
@@ -674,7 +674,7 @@
     <w:r>
       <w:tab/>
       <w:tab/>
-      <w:t>2026-09-08</w:t>
+      <w:t>2026-09-09</w:t>
       <w:br/>
       <w:br/>
     </w:r>

--- a/klagomål/A 34008-2023 FSC-klagomål.docx
+++ b/klagomål/A 34008-2023 FSC-klagomål.docx
@@ -674,7 +674,7 @@
     <w:r>
       <w:tab/>
       <w:tab/>
-      <w:t>2026-09-09</w:t>
+      <w:t>2026-09-10</w:t>
       <w:br/>
       <w:br/>
     </w:r>

--- a/klagomål/A 34008-2023 FSC-klagomål.docx
+++ b/klagomål/A 34008-2023 FSC-klagomål.docx
@@ -674,7 +674,7 @@
     <w:r>
       <w:tab/>
       <w:tab/>
-      <w:t>2026-09-10</w:t>
+      <w:t>2026-09-11</w:t>
       <w:br/>
       <w:br/>
     </w:r>

--- a/klagomål/A 34008-2023 FSC-klagomål.docx
+++ b/klagomål/A 34008-2023 FSC-klagomål.docx
@@ -674,7 +674,7 @@
     <w:r>
       <w:tab/>
       <w:tab/>
-      <w:t>2026-09-11</w:t>
+      <w:t>2026-09-12</w:t>
       <w:br/>
       <w:br/>
     </w:r>
